--- a/pr-preview/pr-303/chapters/inclusive-writing.docx
+++ b/pr-preview/pr-303/chapters/inclusive-writing.docx
@@ -15,7 +15,7 @@
         <w:pStyle w:val="Date"/>
       </w:pPr>
       <w:r>
-        <w:t xml:space="preserve">Last modified: 2026-10-19 02:52:31 (PDT)</w:t>
+        <w:t xml:space="preserve">Last modified: 2026-10-19 09:53:59 (PDT)</w:t>
       </w:r>
     </w:p>
     <w:tbl>
@@ -1009,6 +1009,108 @@
                 </w:p>
               </w:tc>
             </w:tr>
+            <w:tr>
+              <w:tc>
+                <w:tcPr/>
+                <w:p>
+                  <w:pPr>
+                    <w:pStyle w:val="Compact"/>
+                    <w:jc w:val="center"/>
+                  </w:pPr>
+                  <w:r>
+                    <w:t xml:space="preserve">Write the bias of an estimator.</w:t>
+                  </w:r>
+                </w:p>
+              </w:tc>
+              <w:tc>
+                <w:tcPr/>
+                <w:p>
+                  <w:pPr>
+                    <w:pStyle w:val="Compact"/>
+                    <w:jc w:val="center"/>
+                  </w:pPr>
+                  <w:r>
+                    <w:t xml:space="preserve">Derive an expression for the bias of an estimator.</w:t>
+                  </w:r>
+                </w:p>
+              </w:tc>
+            </w:tr>
+            <w:tr>
+              <w:tc>
+                <w:tcPr/>
+                <w:p>
+                  <w:pPr>
+                    <w:pStyle w:val="Compact"/>
+                    <w:jc w:val="center"/>
+                  </w:pPr>
+                  <w:r>
+                    <w:t xml:space="preserve">Write</w:t>
+                  </w:r>
+                  <w:r>
+                    <w:t xml:space="preserve"> </w:t>
+                  </w:r>
+                  <m:oMath>
+                    <m:r>
+                      <m:t>X</m:t>
+                    </m:r>
+                  </m:oMath>
+                  <w:r>
+                    <w:t xml:space="preserve"> </w:t>
+                  </w:r>
+                  <w:r>
+                    <w:t xml:space="preserve">in terms of</w:t>
+                  </w:r>
+                  <w:r>
+                    <w:t xml:space="preserve"> </w:t>
+                  </w:r>
+                  <m:oMath>
+                    <m:r>
+                      <m:t>Y</m:t>
+                    </m:r>
+                  </m:oMath>
+                  <w:r>
+                    <w:t xml:space="preserve">.</w:t>
+                  </w:r>
+                </w:p>
+              </w:tc>
+              <w:tc>
+                <w:tcPr/>
+                <w:p>
+                  <w:pPr>
+                    <w:pStyle w:val="Compact"/>
+                    <w:jc w:val="center"/>
+                  </w:pPr>
+                  <w:r>
+                    <w:t xml:space="preserve">Express</w:t>
+                  </w:r>
+                  <w:r>
+                    <w:t xml:space="preserve"> </w:t>
+                  </w:r>
+                  <m:oMath>
+                    <m:r>
+                      <m:t>X</m:t>
+                    </m:r>
+                  </m:oMath>
+                  <w:r>
+                    <w:t xml:space="preserve"> </w:t>
+                  </w:r>
+                  <w:r>
+                    <w:t xml:space="preserve">in terms of</w:t>
+                  </w:r>
+                  <w:r>
+                    <w:t xml:space="preserve"> </w:t>
+                  </w:r>
+                  <m:oMath>
+                    <m:r>
+                      <m:t>Y</m:t>
+                    </m:r>
+                  </m:oMath>
+                  <w:r>
+                    <w:t xml:space="preserve">.</w:t>
+                  </w:r>
+                </w:p>
+              </w:tc>
+            </w:tr>
           </w:tbl>
           <w:bookmarkEnd w:id="12"/>
           <w:p/>
@@ -1018,6 +1120,143 @@
     <w:p>
       <w:pPr>
         <w:pStyle w:val="BodyText"/>
+      </w:pPr>
+      <w:r>
+        <w:t xml:space="preserve">Mathematical writing has idioms too.</w:t>
+      </w:r>
+      <w:r>
+        <w:t xml:space="preserve"> </w:t>
+      </w:r>
+      <w:r>
+        <w:t xml:space="preserve">In an exercise,</w:t>
+      </w:r>
+      <w:r>
+        <w:t xml:space="preserve"> </w:t>
+      </w:r>
+      <w:r>
+        <w:t xml:space="preserve">“Write the bias of an estimator”</w:t>
+      </w:r>
+      <w:r>
+        <w:t xml:space="preserve"> </w:t>
+      </w:r>
+      <w:r>
+        <w:t xml:space="preserve">means</w:t>
+      </w:r>
+      <w:r>
+        <w:t xml:space="preserve"> </w:t>
+      </w:r>
+      <w:r>
+        <w:t xml:space="preserve">“derive an expression for the bias of an estimator”</w:t>
+      </w:r>
+      <w:r>
+        <w:t xml:space="preserve">.</w:t>
+      </w:r>
+      <w:r>
+        <w:t xml:space="preserve"> </w:t>
+      </w:r>
+      <w:r>
+        <w:t xml:space="preserve">A reader who takes</w:t>
+      </w:r>
+      <w:r>
+        <w:t xml:space="preserve"> </w:t>
+      </w:r>
+      <w:r>
+        <w:t xml:space="preserve">“write”</w:t>
+      </w:r>
+      <w:r>
+        <w:t xml:space="preserve"> </w:t>
+      </w:r>
+      <w:r>
+        <w:t xml:space="preserve">literally</w:t>
+      </w:r>
+      <w:r>
+        <w:t xml:space="preserve"> </w:t>
+      </w:r>
+      <w:r>
+        <w:t xml:space="preserve">may copy the definition instead of deriving the result.</w:t>
+      </w:r>
+      <w:r>
+        <w:t xml:space="preserve"> </w:t>
+      </w:r>
+      <w:r>
+        <w:t xml:space="preserve">Name the action instead:</w:t>
+      </w:r>
+    </w:p>
+    <w:p>
+      <w:pPr>
+        <w:pStyle w:val="Compact"/>
+        <w:numPr>
+          <w:ilvl w:val="0"/>
+          <w:numId w:val="1002"/>
+        </w:numPr>
+      </w:pPr>
+      <w:r>
+        <w:t xml:space="preserve">“derive”</w:t>
+      </w:r>
+      <w:r>
+        <w:t xml:space="preserve"> </w:t>
+      </w:r>
+      <w:r>
+        <w:t xml:space="preserve">for a result the reader must work out;</w:t>
+      </w:r>
+    </w:p>
+    <w:p>
+      <w:pPr>
+        <w:pStyle w:val="Compact"/>
+        <w:numPr>
+          <w:ilvl w:val="0"/>
+          <w:numId w:val="1002"/>
+        </w:numPr>
+      </w:pPr>
+      <w:r>
+        <w:t xml:space="preserve">“express”</w:t>
+      </w:r>
+      <w:r>
+        <w:t xml:space="preserve"> </w:t>
+      </w:r>
+      <w:r>
+        <w:t xml:space="preserve">for a rewrite in terms of other quantities;</w:t>
+      </w:r>
+    </w:p>
+    <w:p>
+      <w:pPr>
+        <w:pStyle w:val="Compact"/>
+        <w:numPr>
+          <w:ilvl w:val="0"/>
+          <w:numId w:val="1002"/>
+        </w:numPr>
+      </w:pPr>
+      <w:r>
+        <w:t xml:space="preserve">“state”</w:t>
+      </w:r>
+      <w:r>
+        <w:t xml:space="preserve"> </w:t>
+      </w:r>
+      <w:r>
+        <w:t xml:space="preserve">for a result the reader recalls;</w:t>
+      </w:r>
+    </w:p>
+    <w:p>
+      <w:pPr>
+        <w:pStyle w:val="Compact"/>
+        <w:numPr>
+          <w:ilvl w:val="0"/>
+          <w:numId w:val="1002"/>
+        </w:numPr>
+      </w:pPr>
+      <w:r>
+        <w:t xml:space="preserve">“give”</w:t>
+      </w:r>
+      <w:r>
+        <w:t xml:space="preserve"> </w:t>
+      </w:r>
+      <w:r>
+        <w:t xml:space="preserve">for a value the reader reads off.</w:t>
+      </w:r>
+    </w:p>
+    <w:p>
+      <w:pPr>
+        <w:pStyle w:val="FirstParagraph"/>
       </w:pPr>
       <w:r>
         <w:t xml:space="preserve">Idioms are a kind of metaphor,</w:t>
@@ -4229,6 +4468,9 @@
     <w:abstractNumId w:val="990"/>
   </w:num>
   <w:num w:numId="1001">
+    <w:abstractNumId w:val="991"/>
+  </w:num>
+  <w:num w:numId="1002">
     <w:abstractNumId w:val="991"/>
   </w:num>
 </w:numbering>
